--- a/SistemBeritaAcara.Web/wwwroot/files/templates/BA_Template_Alokasi.docx
+++ b/SistemBeritaAcara.Web/wwwroot/files/templates/BA_Template_Alokasi.docx
@@ -54,7 +54,7 @@
                           </pic:cNvPicPr>
                         </pic:nvPicPr>
                         <pic:blipFill rotWithShape="1">
-                          <a:blip r:embed="rId5" cstate="print">
+                          <a:blip r:embed="rId6" cstate="print">
                             <a:extLst>
                               <a:ext uri="{28A0092B-C50C-407E-A947-70E740481C1C}">
                                 <a14:useLocalDpi xmlns:a14="http://schemas.microsoft.com/office/drawing/2010/main" val="0"/>
@@ -228,15 +228,14 @@
               <w:tblStyle w:val="TableGrid"/>
               <w:tblW w:w="0" w:type="auto"/>
               <w:tblBorders>
-                <w:insideH w:val="none" w:sz="0" w:space="0" w:color="auto"/>
                 <w:insideV w:val="none" w:sz="0" w:space="0" w:color="auto"/>
               </w:tblBorders>
               <w:tblLook w:val="04A0" w:firstRow="1" w:lastRow="0" w:firstColumn="1" w:lastColumn="0" w:noHBand="0" w:noVBand="1"/>
             </w:tblPr>
             <w:tblGrid>
-              <w:gridCol w:w="1466"/>
+              <w:gridCol w:w="1473"/>
               <w:gridCol w:w="272"/>
-              <w:gridCol w:w="2719"/>
+              <w:gridCol w:w="2712"/>
             </w:tblGrid>
             <w:tr>
               <w:tc>
@@ -887,17 +886,8 @@
                 <w:sz w:val="18"/>
                 <w:szCs w:val="18"/>
               </w:rPr>
-              <w:t xml:space="preserve">{{FungsiPJ}}</w:t>
-            </w:r>
-            <w:proofErr w:type="spellStart"/>
-            <w:r>
-              <w:rPr>
-                <w:sz w:val="18"/>
-                <w:szCs w:val="18"/>
-              </w:rPr>
-              <w:t/>
-            </w:r>
-            <w:proofErr w:type="spellEnd"/>
+              <w:t>{{FungsiPJ}}</w:t>
+            </w:r>
           </w:p>
         </w:tc>
       </w:tr>
@@ -977,17 +967,8 @@
                 <w:sz w:val="18"/>
                 <w:szCs w:val="18"/>
               </w:rPr>
-              <w:t xml:space="preserve">{{FungsiPJ}}</w:t>
-            </w:r>
-            <w:proofErr w:type="spellStart"/>
-            <w:r>
-              <w:rPr>
-                <w:sz w:val="18"/>
-                <w:szCs w:val="18"/>
-              </w:rPr>
-              <w:t/>
-            </w:r>
-            <w:proofErr w:type="spellEnd"/>
+              <w:t>{{FungsiPJ}}</w:t>
+            </w:r>
           </w:p>
         </w:tc>
       </w:tr>
@@ -1258,7 +1239,6 @@
           <w:bCs/>
           <w:sz w:val="18"/>
           <w:szCs w:val="18"/>
-          <w:lang w:val="nb-NO"/>
         </w:rPr>
       </w:pPr>
       <w:r>
@@ -1267,47 +1247,46 @@
           <w:bCs/>
           <w:sz w:val="18"/>
           <w:szCs w:val="18"/>
-          <w:lang w:val="nb-NO"/>
-        </w:rPr>
-        <w:t xml:space="preserve">Pada hari ini </w:t>
-      </w:r>
+        </w:rPr>
+        <w:t xml:space="preserve">Pada </w:t>
+      </w:r>
+      <w:proofErr w:type="spellStart"/>
       <w:r>
         <w:rPr>
           <w:b/>
           <w:bCs/>
           <w:sz w:val="18"/>
           <w:szCs w:val="18"/>
-          <w:lang w:val="nb-NO"/>
-        </w:rPr>
-        <w:t>{{HariTanggal}}</w:t>
-      </w:r>
+        </w:rPr>
+        <w:t>hari</w:t>
+      </w:r>
+      <w:proofErr w:type="spellEnd"/>
       <w:r>
         <w:rPr>
           <w:b/>
           <w:bCs/>
           <w:sz w:val="18"/>
           <w:szCs w:val="18"/>
-          <w:lang w:val="nb-NO"/>
-        </w:rPr>
-        <w:t xml:space="preserve"> Tanggal </w:t>
-      </w:r>
+        </w:rPr>
+        <w:t xml:space="preserve"> </w:t>
+      </w:r>
+      <w:proofErr w:type="spellStart"/>
       <w:r>
         <w:rPr>
           <w:b/>
           <w:bCs/>
           <w:sz w:val="18"/>
           <w:szCs w:val="18"/>
-          <w:lang w:val="nb-NO"/>
-        </w:rPr>
-        <w:t>{{TanggalAngka}}</w:t>
-      </w:r>
+        </w:rPr>
+        <w:t>ini</w:t>
+      </w:r>
+      <w:proofErr w:type="spellEnd"/>
       <w:r>
         <w:rPr>
           <w:b/>
           <w:bCs/>
           <w:sz w:val="18"/>
           <w:szCs w:val="18"/>
-          <w:lang w:val="nb-NO"/>
         </w:rPr>
         <w:t xml:space="preserve"> </w:t>
       </w:r>
@@ -1317,19 +1296,353 @@
           <w:bCs/>
           <w:sz w:val="18"/>
           <w:szCs w:val="18"/>
-          <w:lang w:val="nb-NO"/>
-        </w:rPr>
-        <w:t>{{BulanTanggal}}</w:t>
-      </w:r>
+        </w:rPr>
+        <w:t>{{</w:t>
+      </w:r>
+      <w:proofErr w:type="spellStart"/>
       <w:r>
         <w:rPr>
           <w:b/>
           <w:bCs/>
           <w:sz w:val="18"/>
           <w:szCs w:val="18"/>
-          <w:lang w:val="nb-NO"/>
-        </w:rPr>
-        <w:t xml:space="preserve"> {{TahunTanggal}} telah diserahterimakan perangkat dengan spesifikasi serta syarat-syarat dan ketentuan sebagai berikut:</w:t>
+        </w:rPr>
+        <w:t>HariTanggal</w:t>
+      </w:r>
+      <w:proofErr w:type="spellEnd"/>
+      <w:r>
+        <w:rPr>
+          <w:b/>
+          <w:bCs/>
+          <w:sz w:val="18"/>
+          <w:szCs w:val="18"/>
+        </w:rPr>
+        <w:t>}}</w:t>
+      </w:r>
+      <w:r>
+        <w:rPr>
+          <w:b/>
+          <w:bCs/>
+          <w:sz w:val="18"/>
+          <w:szCs w:val="18"/>
+        </w:rPr>
+        <w:t xml:space="preserve"> </w:t>
+      </w:r>
+      <w:proofErr w:type="spellStart"/>
+      <w:r>
+        <w:rPr>
+          <w:b/>
+          <w:bCs/>
+          <w:sz w:val="18"/>
+          <w:szCs w:val="18"/>
+        </w:rPr>
+        <w:t>Tanggal</w:t>
+      </w:r>
+      <w:proofErr w:type="spellEnd"/>
+      <w:r>
+        <w:rPr>
+          <w:b/>
+          <w:bCs/>
+          <w:sz w:val="18"/>
+          <w:szCs w:val="18"/>
+        </w:rPr>
+        <w:t xml:space="preserve"> </w:t>
+      </w:r>
+      <w:r>
+        <w:rPr>
+          <w:b/>
+          <w:bCs/>
+          <w:sz w:val="18"/>
+          <w:szCs w:val="18"/>
+        </w:rPr>
+        <w:t>{{</w:t>
+      </w:r>
+      <w:proofErr w:type="spellStart"/>
+      <w:r>
+        <w:rPr>
+          <w:b/>
+          <w:bCs/>
+          <w:sz w:val="18"/>
+          <w:szCs w:val="18"/>
+        </w:rPr>
+        <w:t>TanggalAngka</w:t>
+      </w:r>
+      <w:proofErr w:type="spellEnd"/>
+      <w:r>
+        <w:rPr>
+          <w:b/>
+          <w:bCs/>
+          <w:sz w:val="18"/>
+          <w:szCs w:val="18"/>
+        </w:rPr>
+        <w:t>}}</w:t>
+      </w:r>
+      <w:r>
+        <w:rPr>
+          <w:b/>
+          <w:bCs/>
+          <w:sz w:val="18"/>
+          <w:szCs w:val="18"/>
+        </w:rPr>
+        <w:t xml:space="preserve"> </w:t>
+      </w:r>
+      <w:r>
+        <w:rPr>
+          <w:b/>
+          <w:bCs/>
+          <w:sz w:val="18"/>
+          <w:szCs w:val="18"/>
+        </w:rPr>
+        <w:t>{{</w:t>
+      </w:r>
+      <w:proofErr w:type="spellStart"/>
+      <w:r>
+        <w:rPr>
+          <w:b/>
+          <w:bCs/>
+          <w:sz w:val="18"/>
+          <w:szCs w:val="18"/>
+        </w:rPr>
+        <w:t>BulanTanggal</w:t>
+      </w:r>
+      <w:proofErr w:type="spellEnd"/>
+      <w:r>
+        <w:rPr>
+          <w:b/>
+          <w:bCs/>
+          <w:sz w:val="18"/>
+          <w:szCs w:val="18"/>
+        </w:rPr>
+        <w:t>}}</w:t>
+      </w:r>
+      <w:r>
+        <w:rPr>
+          <w:b/>
+          <w:bCs/>
+          <w:sz w:val="18"/>
+          <w:szCs w:val="18"/>
+        </w:rPr>
+        <w:t xml:space="preserve"> {{</w:t>
+      </w:r>
+      <w:proofErr w:type="spellStart"/>
+      <w:r>
+        <w:rPr>
+          <w:b/>
+          <w:bCs/>
+          <w:sz w:val="18"/>
+          <w:szCs w:val="18"/>
+        </w:rPr>
+        <w:t>TahunTanggal</w:t>
+      </w:r>
+      <w:proofErr w:type="spellEnd"/>
+      <w:r>
+        <w:rPr>
+          <w:b/>
+          <w:bCs/>
+          <w:sz w:val="18"/>
+          <w:szCs w:val="18"/>
+        </w:rPr>
+        <w:t xml:space="preserve">}} </w:t>
+      </w:r>
+      <w:proofErr w:type="spellStart"/>
+      <w:r>
+        <w:rPr>
+          <w:b/>
+          <w:bCs/>
+          <w:sz w:val="18"/>
+          <w:szCs w:val="18"/>
+        </w:rPr>
+        <w:t>telah</w:t>
+      </w:r>
+      <w:proofErr w:type="spellEnd"/>
+      <w:r>
+        <w:rPr>
+          <w:b/>
+          <w:bCs/>
+          <w:sz w:val="18"/>
+          <w:szCs w:val="18"/>
+        </w:rPr>
+        <w:t xml:space="preserve"> </w:t>
+      </w:r>
+      <w:proofErr w:type="spellStart"/>
+      <w:r>
+        <w:rPr>
+          <w:b/>
+          <w:bCs/>
+          <w:sz w:val="18"/>
+          <w:szCs w:val="18"/>
+        </w:rPr>
+        <w:t>diserahterimakan</w:t>
+      </w:r>
+      <w:proofErr w:type="spellEnd"/>
+      <w:r>
+        <w:rPr>
+          <w:b/>
+          <w:bCs/>
+          <w:sz w:val="18"/>
+          <w:szCs w:val="18"/>
+        </w:rPr>
+        <w:t xml:space="preserve"> </w:t>
+      </w:r>
+      <w:proofErr w:type="spellStart"/>
+      <w:r>
+        <w:rPr>
+          <w:b/>
+          <w:bCs/>
+          <w:sz w:val="18"/>
+          <w:szCs w:val="18"/>
+        </w:rPr>
+        <w:t>perangkat</w:t>
+      </w:r>
+      <w:proofErr w:type="spellEnd"/>
+      <w:r>
+        <w:rPr>
+          <w:b/>
+          <w:bCs/>
+          <w:sz w:val="18"/>
+          <w:szCs w:val="18"/>
+        </w:rPr>
+        <w:t xml:space="preserve"> </w:t>
+      </w:r>
+      <w:proofErr w:type="spellStart"/>
+      <w:r>
+        <w:rPr>
+          <w:b/>
+          <w:bCs/>
+          <w:sz w:val="18"/>
+          <w:szCs w:val="18"/>
+        </w:rPr>
+        <w:t>dengan</w:t>
+      </w:r>
+      <w:proofErr w:type="spellEnd"/>
+      <w:r>
+        <w:rPr>
+          <w:b/>
+          <w:bCs/>
+          <w:sz w:val="18"/>
+          <w:szCs w:val="18"/>
+        </w:rPr>
+        <w:t xml:space="preserve"> </w:t>
+      </w:r>
+      <w:proofErr w:type="spellStart"/>
+      <w:r>
+        <w:rPr>
+          <w:b/>
+          <w:bCs/>
+          <w:sz w:val="18"/>
+          <w:szCs w:val="18"/>
+        </w:rPr>
+        <w:t>spesifikasi</w:t>
+      </w:r>
+      <w:proofErr w:type="spellEnd"/>
+      <w:r>
+        <w:rPr>
+          <w:b/>
+          <w:bCs/>
+          <w:sz w:val="18"/>
+          <w:szCs w:val="18"/>
+        </w:rPr>
+        <w:t xml:space="preserve"> </w:t>
+      </w:r>
+      <w:proofErr w:type="spellStart"/>
+      <w:r>
+        <w:rPr>
+          <w:b/>
+          <w:bCs/>
+          <w:sz w:val="18"/>
+          <w:szCs w:val="18"/>
+        </w:rPr>
+        <w:t>serta</w:t>
+      </w:r>
+      <w:proofErr w:type="spellEnd"/>
+      <w:r>
+        <w:rPr>
+          <w:b/>
+          <w:bCs/>
+          <w:sz w:val="18"/>
+          <w:szCs w:val="18"/>
+        </w:rPr>
+        <w:t xml:space="preserve"> </w:t>
+      </w:r>
+      <w:proofErr w:type="spellStart"/>
+      <w:r>
+        <w:rPr>
+          <w:b/>
+          <w:bCs/>
+          <w:sz w:val="18"/>
+          <w:szCs w:val="18"/>
+        </w:rPr>
+        <w:t>syarat-syarat</w:t>
+      </w:r>
+      <w:proofErr w:type="spellEnd"/>
+      <w:r>
+        <w:rPr>
+          <w:b/>
+          <w:bCs/>
+          <w:sz w:val="18"/>
+          <w:szCs w:val="18"/>
+        </w:rPr>
+        <w:t xml:space="preserve"> dan </w:t>
+      </w:r>
+      <w:proofErr w:type="spellStart"/>
+      <w:r>
+        <w:rPr>
+          <w:b/>
+          <w:bCs/>
+          <w:sz w:val="18"/>
+          <w:szCs w:val="18"/>
+        </w:rPr>
+        <w:t>ketentuan</w:t>
+      </w:r>
+      <w:proofErr w:type="spellEnd"/>
+      <w:r>
+        <w:rPr>
+          <w:b/>
+          <w:bCs/>
+          <w:sz w:val="18"/>
+          <w:szCs w:val="18"/>
+        </w:rPr>
+        <w:t xml:space="preserve"> </w:t>
+      </w:r>
+      <w:proofErr w:type="spellStart"/>
+      <w:r>
+        <w:rPr>
+          <w:b/>
+          <w:bCs/>
+          <w:sz w:val="18"/>
+          <w:szCs w:val="18"/>
+        </w:rPr>
+        <w:t>sebagai</w:t>
+      </w:r>
+      <w:proofErr w:type="spellEnd"/>
+      <w:r>
+        <w:rPr>
+          <w:b/>
+          <w:bCs/>
+          <w:sz w:val="18"/>
+          <w:szCs w:val="18"/>
+        </w:rPr>
+        <w:t xml:space="preserve"> </w:t>
+      </w:r>
+      <w:proofErr w:type="spellStart"/>
+      <w:r>
+        <w:rPr>
+          <w:b/>
+          <w:bCs/>
+          <w:sz w:val="18"/>
+          <w:szCs w:val="18"/>
+        </w:rPr>
+        <w:t>berikut</w:t>
+      </w:r>
+      <w:proofErr w:type="spellEnd"/>
+      <w:r>
+        <w:rPr>
+          <w:b/>
+          <w:bCs/>
+          <w:sz w:val="18"/>
+          <w:szCs w:val="18"/>
+        </w:rPr>
+        <w:t>:</w:t>
       </w:r>
     </w:p>
     <w:p>
@@ -1338,7 +1651,6 @@
         <w:rPr>
           <w:sz w:val="18"/>
           <w:szCs w:val="18"/>
-          <w:lang w:val="nb-NO"/>
         </w:rPr>
       </w:pPr>
     </w:p>
@@ -1467,6 +1779,7 @@
                   <w:pPr>
                     <w:pStyle w:val="ListParagraph"/>
                     <w:ind w:left="0"/>
+                    <w:jc w:val="center"/>
                     <w:rPr>
                       <w:b/>
                       <w:bCs/>
@@ -1560,6 +1873,7 @@
                   <w:pPr>
                     <w:pStyle w:val="ListParagraph"/>
                     <w:ind w:left="0"/>
+                    <w:jc w:val="center"/>
                     <w:rPr>
                       <w:b/>
                       <w:bCs/>
@@ -1632,6 +1946,7 @@
                   <w:pPr>
                     <w:pStyle w:val="ListParagraph"/>
                     <w:ind w:left="0"/>
+                    <w:jc w:val="center"/>
                     <w:rPr>
                       <w:b/>
                       <w:bCs/>
@@ -1726,6 +2041,7 @@
             <w:pPr>
               <w:pStyle w:val="ListParagraph"/>
               <w:ind w:left="0"/>
+              <w:jc w:val="center"/>
               <w:rPr>
                 <w:b/>
                 <w:bCs/>
@@ -1773,6 +2089,7 @@
             <w:pPr>
               <w:pStyle w:val="ListParagraph"/>
               <w:ind w:left="0"/>
+              <w:jc w:val="center"/>
               <w:rPr>
                 <w:b/>
                 <w:bCs/>
@@ -1820,6 +2137,7 @@
             <w:pPr>
               <w:pStyle w:val="ListParagraph"/>
               <w:ind w:left="0"/>
+              <w:jc w:val="center"/>
               <w:rPr>
                 <w:b/>
                 <w:bCs/>
@@ -2244,17 +2562,6 @@
         </w:rPr>
         <w:t>:</w:t>
       </w:r>
-    </w:p>
-    <w:p>
-      <w:pPr>
-        <w:pStyle w:val="ListParagraph"/>
-        <w:spacing w:after="120" w:line="276" w:lineRule="auto"/>
-        <w:ind w:left="360"/>
-        <w:jc w:val="both"/>
-        <w:rPr>
-          <w:lang w:val="nb-NO"/>
-        </w:rPr>
-      </w:pPr>
     </w:p>
     <w:p>
       <w:pPr>
@@ -2472,6 +2779,12 @@
             <w:pPr>
               <w:pStyle w:val="ListParagraph"/>
               <w:ind w:left="0"/>
+              <w:rPr>
+                <w:sz w:val="18"/>
+                <w:szCs w:val="18"/>
+                <w:u w:val="single"/>
+                <w:lang w:val="nb-NO"/>
+              </w:rPr>
             </w:pPr>
             <w:r>
               <w:t>{{SIG_MENYERAHKAN}}</w:t>
@@ -2510,6 +2823,12 @@
             <w:pPr>
               <w:pStyle w:val="ListParagraph"/>
               <w:ind w:left="0"/>
+              <w:rPr>
+                <w:sz w:val="18"/>
+                <w:szCs w:val="18"/>
+                <w:u w:val="single"/>
+                <w:lang w:val="nb-NO"/>
+              </w:rPr>
             </w:pPr>
             <w:r>
               <w:t>{{SIG_APPROVER}}</w:t>
@@ -2724,17 +3043,8 @@
           <w:sz w:val="18"/>
           <w:szCs w:val="18"/>
         </w:rPr>
-        <w:t xml:space="preserve">{{FungsiPJ}}</w:t>
-      </w:r>
-      <w:proofErr w:type="spellStart"/>
-      <w:r>
-        <w:rPr>
-          <w:sz w:val="18"/>
-          <w:szCs w:val="18"/>
-        </w:rPr>
-        <w:t/>
-      </w:r>
-      <w:proofErr w:type="spellEnd"/>
+        <w:t>{{FungsiPJ}}</w:t>
+      </w:r>
     </w:p>
     <w:p>
       <w:pPr>
@@ -2797,7 +3107,7 @@
                     </pic:cNvPicPr>
                   </pic:nvPicPr>
                   <pic:blipFill>
-                    <a:blip r:embed="rId6"/>
+                    <a:blip r:embed="rId7"/>
                     <a:srcRect/>
                     <a:stretch>
                       <a:fillRect/>
@@ -4164,4 +4474,16 @@
     </a:ext>
   </a:extLst>
 </a:theme>
+</file>
+
+<file path=customXml/item1.xml><?xml version="1.0" encoding="utf-8"?>
+<b:Sources xmlns:b="http://schemas.openxmlformats.org/officeDocument/2006/bibliography" xmlns="http://schemas.openxmlformats.org/officeDocument/2006/bibliography" SelectedStyle="\APASixthEditionOfficeOnline.xsl" StyleName="APA" Version="6"/>
+</file>
+
+<file path=customXml/itemProps1.xml><?xml version="1.0" encoding="utf-8"?>
+<ds:datastoreItem xmlns:ds="http://schemas.openxmlformats.org/officeDocument/2006/customXml" ds:itemID="{64676D6A-85EA-405A-897C-7B03228A704F}">
+  <ds:schemaRefs>
+    <ds:schemaRef ds:uri="http://schemas.openxmlformats.org/officeDocument/2006/bibliography"/>
+  </ds:schemaRefs>
+</ds:datastoreItem>
 </file>
--- a/SistemBeritaAcara.Web/wwwroot/files/templates/BA_Template_Alokasi.docx
+++ b/SistemBeritaAcara.Web/wwwroot/files/templates/BA_Template_Alokasi.docx
@@ -158,11 +158,9 @@
             <w:r>
               <w:t xml:space="preserve">Gd. Wisma </w:t>
             </w:r>
-            <w:proofErr w:type="spellStart"/>
             <w:r>
               <w:t>Tugu</w:t>
             </w:r>
-            <w:proofErr w:type="spellEnd"/>
             <w:r>
               <w:t xml:space="preserve"> II Lt. 2 Jl. </w:t>
             </w:r>
@@ -558,7 +556,6 @@
               </w:rPr>
               <w:t xml:space="preserve">Nama </w:t>
             </w:r>
-            <w:proofErr w:type="spellStart"/>
             <w:r>
               <w:rPr>
                 <w:sz w:val="18"/>
@@ -566,7 +563,6 @@
               </w:rPr>
               <w:t>Penanggung</w:t>
             </w:r>
-            <w:proofErr w:type="spellEnd"/>
             <w:r>
               <w:rPr>
                 <w:sz w:val="18"/>
@@ -810,7 +806,6 @@
                 <w:szCs w:val="18"/>
               </w:rPr>
             </w:pPr>
-            <w:proofErr w:type="spellStart"/>
             <w:r>
               <w:rPr>
                 <w:sz w:val="18"/>
@@ -818,7 +813,6 @@
               </w:rPr>
               <w:t>Fungsi</w:t>
             </w:r>
-            <w:proofErr w:type="spellEnd"/>
             <w:r>
               <w:rPr>
                 <w:sz w:val="18"/>
@@ -826,7 +820,6 @@
               </w:rPr>
               <w:t>/</w:t>
             </w:r>
-            <w:proofErr w:type="spellStart"/>
             <w:r>
               <w:rPr>
                 <w:sz w:val="18"/>
@@ -834,7 +827,6 @@
               </w:rPr>
               <w:t>Direktorat</w:t>
             </w:r>
-            <w:proofErr w:type="spellEnd"/>
           </w:p>
         </w:tc>
         <w:tc>
@@ -1078,7 +1070,6 @@
               </w:rPr>
               <w:t xml:space="preserve">No. </w:t>
             </w:r>
-            <w:proofErr w:type="spellStart"/>
             <w:r>
               <w:rPr>
                 <w:sz w:val="18"/>
@@ -1086,7 +1077,6 @@
               </w:rPr>
               <w:t>Pekerja</w:t>
             </w:r>
-            <w:proofErr w:type="spellEnd"/>
           </w:p>
         </w:tc>
         <w:tc>
@@ -1250,7 +1240,6 @@
         </w:rPr>
         <w:t xml:space="preserve">Pada </w:t>
       </w:r>
-      <w:proofErr w:type="spellStart"/>
       <w:r>
         <w:rPr>
           <w:b/>
@@ -1260,7 +1249,6 @@
         </w:rPr>
         <w:t>hari</w:t>
       </w:r>
-      <w:proofErr w:type="spellEnd"/>
       <w:r>
         <w:rPr>
           <w:b/>
@@ -1270,7 +1258,6 @@
         </w:rPr>
         <w:t xml:space="preserve"> </w:t>
       </w:r>
-      <w:proofErr w:type="spellStart"/>
       <w:r>
         <w:rPr>
           <w:b/>
@@ -1280,7 +1267,6 @@
         </w:rPr>
         <w:t>ini</w:t>
       </w:r>
-      <w:proofErr w:type="spellEnd"/>
       <w:r>
         <w:rPr>
           <w:b/>
@@ -1297,9 +1283,8 @@
           <w:sz w:val="18"/>
           <w:szCs w:val="18"/>
         </w:rPr>
-        <w:t>{{</w:t>
-      </w:r>
-      <w:proofErr w:type="spellStart"/>
+        <w:t>{{HariTanggal}}</w:t>
+      </w:r>
       <w:r>
         <w:rPr>
           <w:b/>
@@ -1307,9 +1292,8 @@
           <w:sz w:val="18"/>
           <w:szCs w:val="18"/>
         </w:rPr>
-        <w:t>HariTanggal</w:t>
-      </w:r>
-      <w:proofErr w:type="spellEnd"/>
+        <w:t xml:space="preserve"> </w:t>
+      </w:r>
       <w:r>
         <w:rPr>
           <w:b/>
@@ -1317,7 +1301,7 @@
           <w:sz w:val="18"/>
           <w:szCs w:val="18"/>
         </w:rPr>
-        <w:t>}}</w:t>
+        <w:t>Tanggal</w:t>
       </w:r>
       <w:r>
         <w:rPr>
@@ -1328,7 +1312,6 @@
         </w:rPr>
         <w:t xml:space="preserve"> </w:t>
       </w:r>
-      <w:proofErr w:type="spellStart"/>
       <w:r>
         <w:rPr>
           <w:b/>
@@ -1336,9 +1319,8 @@
           <w:sz w:val="18"/>
           <w:szCs w:val="18"/>
         </w:rPr>
-        <w:t>Tanggal</w:t>
-      </w:r>
-      <w:proofErr w:type="spellEnd"/>
+        <w:t>{{TanggalAngka}}</w:t>
+      </w:r>
       <w:r>
         <w:rPr>
           <w:b/>
@@ -1355,9 +1337,8 @@
           <w:sz w:val="18"/>
           <w:szCs w:val="18"/>
         </w:rPr>
-        <w:t>{{</w:t>
-      </w:r>
-      <w:proofErr w:type="spellStart"/>
+        <w:t>{{BulanTanggal}}</w:t>
+      </w:r>
       <w:r>
         <w:rPr>
           <w:b/>
@@ -1365,9 +1346,8 @@
           <w:sz w:val="18"/>
           <w:szCs w:val="18"/>
         </w:rPr>
-        <w:t>TanggalAngka</w:t>
-      </w:r>
-      <w:proofErr w:type="spellEnd"/>
+        <w:t xml:space="preserve"> {{TahunTanggal}} </w:t>
+      </w:r>
       <w:r>
         <w:rPr>
           <w:b/>
@@ -1375,7 +1355,7 @@
           <w:sz w:val="18"/>
           <w:szCs w:val="18"/>
         </w:rPr>
-        <w:t>}}</w:t>
+        <w:t>telah</w:t>
       </w:r>
       <w:r>
         <w:rPr>
@@ -1393,9 +1373,8 @@
           <w:sz w:val="18"/>
           <w:szCs w:val="18"/>
         </w:rPr>
-        <w:t>{{</w:t>
-      </w:r>
-      <w:proofErr w:type="spellStart"/>
+        <w:t>diserahterimakan</w:t>
+      </w:r>
       <w:r>
         <w:rPr>
           <w:b/>
@@ -1403,9 +1382,8 @@
           <w:sz w:val="18"/>
           <w:szCs w:val="18"/>
         </w:rPr>
-        <w:t>BulanTanggal</w:t>
-      </w:r>
-      <w:proofErr w:type="spellEnd"/>
+        <w:t xml:space="preserve"> </w:t>
+      </w:r>
       <w:r>
         <w:rPr>
           <w:b/>
@@ -1413,7 +1391,7 @@
           <w:sz w:val="18"/>
           <w:szCs w:val="18"/>
         </w:rPr>
-        <w:t>}}</w:t>
+        <w:t>perangkat</w:t>
       </w:r>
       <w:r>
         <w:rPr>
@@ -1422,9 +1400,8 @@
           <w:sz w:val="18"/>
           <w:szCs w:val="18"/>
         </w:rPr>
-        <w:t xml:space="preserve"> {{</w:t>
-      </w:r>
-      <w:proofErr w:type="spellStart"/>
+        <w:t xml:space="preserve"> </w:t>
+      </w:r>
       <w:r>
         <w:rPr>
           <w:b/>
@@ -1432,9 +1409,8 @@
           <w:sz w:val="18"/>
           <w:szCs w:val="18"/>
         </w:rPr>
-        <w:t>TahunTanggal</w:t>
-      </w:r>
-      <w:proofErr w:type="spellEnd"/>
+        <w:t>dengan</w:t>
+      </w:r>
       <w:r>
         <w:rPr>
           <w:b/>
@@ -1442,9 +1418,8 @@
           <w:sz w:val="18"/>
           <w:szCs w:val="18"/>
         </w:rPr>
-        <w:t xml:space="preserve">}} </w:t>
-      </w:r>
-      <w:proofErr w:type="spellStart"/>
+        <w:t xml:space="preserve"> </w:t>
+      </w:r>
       <w:r>
         <w:rPr>
           <w:b/>
@@ -1452,9 +1427,8 @@
           <w:sz w:val="18"/>
           <w:szCs w:val="18"/>
         </w:rPr>
-        <w:t>telah</w:t>
-      </w:r>
-      <w:proofErr w:type="spellEnd"/>
+        <w:t>spesifikasi</w:t>
+      </w:r>
       <w:r>
         <w:rPr>
           <w:b/>
@@ -1464,7 +1438,6 @@
         </w:rPr>
         <w:t xml:space="preserve"> </w:t>
       </w:r>
-      <w:proofErr w:type="spellStart"/>
       <w:r>
         <w:rPr>
           <w:b/>
@@ -1472,9 +1445,8 @@
           <w:sz w:val="18"/>
           <w:szCs w:val="18"/>
         </w:rPr>
-        <w:t>diserahterimakan</w:t>
-      </w:r>
-      <w:proofErr w:type="spellEnd"/>
+        <w:t>serta</w:t>
+      </w:r>
       <w:r>
         <w:rPr>
           <w:b/>
@@ -1484,7 +1456,6 @@
         </w:rPr>
         <w:t xml:space="preserve"> </w:t>
       </w:r>
-      <w:proofErr w:type="spellStart"/>
       <w:r>
         <w:rPr>
           <w:b/>
@@ -1492,9 +1463,8 @@
           <w:sz w:val="18"/>
           <w:szCs w:val="18"/>
         </w:rPr>
-        <w:t>perangkat</w:t>
-      </w:r>
-      <w:proofErr w:type="spellEnd"/>
+        <w:t>syarat-syarat</w:t>
+      </w:r>
       <w:r>
         <w:rPr>
           <w:b/>
@@ -1502,9 +1472,8 @@
           <w:sz w:val="18"/>
           <w:szCs w:val="18"/>
         </w:rPr>
-        <w:t xml:space="preserve"> </w:t>
-      </w:r>
-      <w:proofErr w:type="spellStart"/>
+        <w:t xml:space="preserve"> dan </w:t>
+      </w:r>
       <w:r>
         <w:rPr>
           <w:b/>
@@ -1512,9 +1481,8 @@
           <w:sz w:val="18"/>
           <w:szCs w:val="18"/>
         </w:rPr>
-        <w:t>dengan</w:t>
-      </w:r>
-      <w:proofErr w:type="spellEnd"/>
+        <w:t>ketentuan</w:t>
+      </w:r>
       <w:r>
         <w:rPr>
           <w:b/>
@@ -1524,7 +1492,6 @@
         </w:rPr>
         <w:t xml:space="preserve"> </w:t>
       </w:r>
-      <w:proofErr w:type="spellStart"/>
       <w:r>
         <w:rPr>
           <w:b/>
@@ -1532,9 +1499,8 @@
           <w:sz w:val="18"/>
           <w:szCs w:val="18"/>
         </w:rPr>
-        <w:t>spesifikasi</w:t>
-      </w:r>
-      <w:proofErr w:type="spellEnd"/>
+        <w:t>sebagai</w:t>
+      </w:r>
       <w:r>
         <w:rPr>
           <w:b/>
@@ -1544,7 +1510,6 @@
         </w:rPr>
         <w:t xml:space="preserve"> </w:t>
       </w:r>
-      <w:proofErr w:type="spellStart"/>
       <w:r>
         <w:rPr>
           <w:b/>
@@ -1552,89 +1517,8 @@
           <w:sz w:val="18"/>
           <w:szCs w:val="18"/>
         </w:rPr>
-        <w:t>serta</w:t>
-      </w:r>
-      <w:proofErr w:type="spellEnd"/>
-      <w:r>
-        <w:rPr>
-          <w:b/>
-          <w:bCs/>
-          <w:sz w:val="18"/>
-          <w:szCs w:val="18"/>
-        </w:rPr>
-        <w:t xml:space="preserve"> </w:t>
-      </w:r>
-      <w:proofErr w:type="spellStart"/>
-      <w:r>
-        <w:rPr>
-          <w:b/>
-          <w:bCs/>
-          <w:sz w:val="18"/>
-          <w:szCs w:val="18"/>
-        </w:rPr>
-        <w:t>syarat-syarat</w:t>
-      </w:r>
-      <w:proofErr w:type="spellEnd"/>
-      <w:r>
-        <w:rPr>
-          <w:b/>
-          <w:bCs/>
-          <w:sz w:val="18"/>
-          <w:szCs w:val="18"/>
-        </w:rPr>
-        <w:t xml:space="preserve"> dan </w:t>
-      </w:r>
-      <w:proofErr w:type="spellStart"/>
-      <w:r>
-        <w:rPr>
-          <w:b/>
-          <w:bCs/>
-          <w:sz w:val="18"/>
-          <w:szCs w:val="18"/>
-        </w:rPr>
-        <w:t>ketentuan</w:t>
-      </w:r>
-      <w:proofErr w:type="spellEnd"/>
-      <w:r>
-        <w:rPr>
-          <w:b/>
-          <w:bCs/>
-          <w:sz w:val="18"/>
-          <w:szCs w:val="18"/>
-        </w:rPr>
-        <w:t xml:space="preserve"> </w:t>
-      </w:r>
-      <w:proofErr w:type="spellStart"/>
-      <w:r>
-        <w:rPr>
-          <w:b/>
-          <w:bCs/>
-          <w:sz w:val="18"/>
-          <w:szCs w:val="18"/>
-        </w:rPr>
-        <w:t>sebagai</w:t>
-      </w:r>
-      <w:proofErr w:type="spellEnd"/>
-      <w:r>
-        <w:rPr>
-          <w:b/>
-          <w:bCs/>
-          <w:sz w:val="18"/>
-          <w:szCs w:val="18"/>
-        </w:rPr>
-        <w:t xml:space="preserve"> </w:t>
-      </w:r>
-      <w:proofErr w:type="spellStart"/>
-      <w:r>
-        <w:rPr>
-          <w:b/>
-          <w:bCs/>
-          <w:sz w:val="18"/>
-          <w:szCs w:val="18"/>
-        </w:rPr>
         <w:t>berikut</w:t>
       </w:r>
-      <w:proofErr w:type="spellEnd"/>
       <w:r>
         <w:rPr>
           <w:b/>
@@ -2966,7 +2850,6 @@
           <w:szCs w:val="18"/>
         </w:rPr>
       </w:pPr>
-      <w:proofErr w:type="spellStart"/>
       <w:r>
         <w:rPr>
           <w:sz w:val="18"/>
@@ -2974,7 +2857,6 @@
         </w:rPr>
         <w:t>Sesuai</w:t>
       </w:r>
-      <w:proofErr w:type="spellEnd"/>
       <w:r>
         <w:rPr>
           <w:sz w:val="18"/>
@@ -2982,7 +2864,6 @@
         </w:rPr>
         <w:t xml:space="preserve"> </w:t>
       </w:r>
-      <w:proofErr w:type="spellStart"/>
       <w:r>
         <w:rPr>
           <w:sz w:val="18"/>
@@ -2990,7 +2871,6 @@
         </w:rPr>
         <w:t>dengan</w:t>
       </w:r>
-      <w:proofErr w:type="spellEnd"/>
       <w:r>
         <w:rPr>
           <w:sz w:val="18"/>
@@ -2998,7 +2878,6 @@
         </w:rPr>
         <w:t xml:space="preserve"> </w:t>
       </w:r>
-      <w:proofErr w:type="spellStart"/>
       <w:r>
         <w:rPr>
           <w:sz w:val="18"/>
@@ -3006,7 +2885,6 @@
         </w:rPr>
         <w:t>Tiket</w:t>
       </w:r>
-      <w:proofErr w:type="spellEnd"/>
       <w:r>
         <w:rPr>
           <w:sz w:val="18"/>

--- a/SistemBeritaAcara.Web/wwwroot/files/templates/BA_Template_Alokasi.docx
+++ b/SistemBeritaAcara.Web/wwwroot/files/templates/BA_Template_Alokasi.docx
@@ -37,9 +37,17 @@
                 <w:noProof/>
               </w:rPr>
               <w:drawing>
-                <wp:inline distT="0" distB="0" distL="0" distR="0" wp14:anchorId="3CBE1705" wp14:editId="0F43DA6D">
-                  <wp:extent cx="977676" cy="287215"/>
+                <wp:anchor distT="0" distB="0" distL="114300" distR="114300" simplePos="0" relativeHeight="251659264" behindDoc="0" locked="0" layoutInCell="1" allowOverlap="1" wp14:anchorId="27E6B33E" wp14:editId="08023568">
+                  <wp:simplePos x="0" y="0"/>
+                  <wp:positionH relativeFrom="column">
+                    <wp:posOffset>-178045</wp:posOffset>
+                  </wp:positionH>
+                  <wp:positionV relativeFrom="paragraph">
+                    <wp:posOffset>-100330</wp:posOffset>
+                  </wp:positionV>
+                  <wp:extent cx="1185756" cy="348343"/>
                   <wp:effectExtent l="0" t="0" r="0" b="0"/>
+                  <wp:wrapNone/>
                   <wp:docPr id="2091714517" name="Picture 1" descr="PT Pertamina Patra Niaga Logo Vector"/>
                   <wp:cNvGraphicFramePr>
                     <a:graphicFrameLocks xmlns:a="http://schemas.openxmlformats.org/drawingml/2006/main" noChangeAspect="1"/>
@@ -54,7 +62,7 @@
                           </pic:cNvPicPr>
                         </pic:nvPicPr>
                         <pic:blipFill rotWithShape="1">
-                          <a:blip r:embed="rId6" cstate="print">
+                          <a:blip r:embed="rId5" cstate="print">
                             <a:extLst>
                               <a:ext uri="{28A0092B-C50C-407E-A947-70E740481C1C}">
                                 <a14:useLocalDpi xmlns:a14="http://schemas.microsoft.com/office/drawing/2010/main" val="0"/>
@@ -69,7 +77,7 @@
                         <pic:spPr bwMode="auto">
                           <a:xfrm>
                             <a:off x="0" y="0"/>
-                            <a:ext cx="1023252" cy="300604"/>
+                            <a:ext cx="1185756" cy="348343"/>
                           </a:xfrm>
                           <a:prstGeom prst="rect">
                             <a:avLst/>
@@ -87,7 +95,13 @@
                       </pic:pic>
                     </a:graphicData>
                   </a:graphic>
-                </wp:inline>
+                  <wp14:sizeRelH relativeFrom="margin">
+                    <wp14:pctWidth>0</wp14:pctWidth>
+                  </wp14:sizeRelH>
+                  <wp14:sizeRelV relativeFrom="margin">
+                    <wp14:pctHeight>0</wp14:pctHeight>
+                  </wp14:sizeRelV>
+                </wp:anchor>
               </w:drawing>
             </w:r>
           </w:p>
@@ -231,9 +245,9 @@
               <w:tblLook w:val="04A0" w:firstRow="1" w:lastRow="0" w:firstColumn="1" w:lastColumn="0" w:noHBand="0" w:noVBand="1"/>
             </w:tblPr>
             <w:tblGrid>
-              <w:gridCol w:w="1473"/>
+              <w:gridCol w:w="1466"/>
               <w:gridCol w:w="272"/>
-              <w:gridCol w:w="2712"/>
+              <w:gridCol w:w="2719"/>
             </w:tblGrid>
             <w:tr>
               <w:tc>
@@ -527,14 +541,14 @@
         <w:tblLook w:val="04A0" w:firstRow="1" w:lastRow="0" w:firstColumn="1" w:lastColumn="0" w:noHBand="0" w:noVBand="1"/>
       </w:tblPr>
       <w:tblGrid>
-        <w:gridCol w:w="2785"/>
+        <w:gridCol w:w="3235"/>
         <w:gridCol w:w="270"/>
-        <w:gridCol w:w="6073"/>
+        <w:gridCol w:w="5623"/>
       </w:tblGrid>
       <w:tr>
         <w:tc>
           <w:tcPr>
-            <w:tcW w:w="2785" w:type="dxa"/>
+            <w:tcW w:w="3235" w:type="dxa"/>
             <w:tcMar>
               <w:top w:w="60" w:type="dxa"/>
               <w:left w:w="80" w:type="dxa"/>
@@ -544,6 +558,7 @@
           </w:tcPr>
           <w:p>
             <w:pPr>
+              <w:ind w:left="274"/>
               <w:rPr>
                 <w:sz w:val="18"/>
                 <w:szCs w:val="18"/>
@@ -601,7 +616,7 @@
         </w:tc>
         <w:tc>
           <w:tcPr>
-            <w:tcW w:w="6073" w:type="dxa"/>
+            <w:tcW w:w="5623" w:type="dxa"/>
             <w:tcMar>
               <w:top w:w="60" w:type="dxa"/>
               <w:left w:w="80" w:type="dxa"/>
@@ -629,7 +644,7 @@
       <w:tr>
         <w:tc>
           <w:tcPr>
-            <w:tcW w:w="2785" w:type="dxa"/>
+            <w:tcW w:w="3235" w:type="dxa"/>
             <w:tcMar>
               <w:top w:w="60" w:type="dxa"/>
               <w:left w:w="80" w:type="dxa"/>
@@ -639,6 +654,7 @@
           </w:tcPr>
           <w:p>
             <w:pPr>
+              <w:ind w:left="274"/>
               <w:rPr>
                 <w:sz w:val="18"/>
                 <w:szCs w:val="18"/>
@@ -682,7 +698,7 @@
         </w:tc>
         <w:tc>
           <w:tcPr>
-            <w:tcW w:w="6073" w:type="dxa"/>
+            <w:tcW w:w="5623" w:type="dxa"/>
             <w:tcMar>
               <w:top w:w="60" w:type="dxa"/>
               <w:left w:w="80" w:type="dxa"/>
@@ -710,7 +726,7 @@
       <w:tr>
         <w:tc>
           <w:tcPr>
-            <w:tcW w:w="2785" w:type="dxa"/>
+            <w:tcW w:w="3235" w:type="dxa"/>
             <w:tcMar>
               <w:top w:w="60" w:type="dxa"/>
               <w:left w:w="80" w:type="dxa"/>
@@ -720,6 +736,7 @@
           </w:tcPr>
           <w:p>
             <w:pPr>
+              <w:ind w:left="274"/>
               <w:rPr>
                 <w:sz w:val="18"/>
                 <w:szCs w:val="18"/>
@@ -763,7 +780,7 @@
         </w:tc>
         <w:tc>
           <w:tcPr>
-            <w:tcW w:w="6073" w:type="dxa"/>
+            <w:tcW w:w="5623" w:type="dxa"/>
             <w:tcMar>
               <w:top w:w="60" w:type="dxa"/>
               <w:left w:w="80" w:type="dxa"/>
@@ -791,7 +808,7 @@
       <w:tr>
         <w:tc>
           <w:tcPr>
-            <w:tcW w:w="2785" w:type="dxa"/>
+            <w:tcW w:w="3235" w:type="dxa"/>
             <w:tcMar>
               <w:top w:w="60" w:type="dxa"/>
               <w:left w:w="80" w:type="dxa"/>
@@ -801,6 +818,7 @@
           </w:tcPr>
           <w:p>
             <w:pPr>
+              <w:ind w:left="274"/>
               <w:rPr>
                 <w:sz w:val="18"/>
                 <w:szCs w:val="18"/>
@@ -858,7 +876,7 @@
         </w:tc>
         <w:tc>
           <w:tcPr>
-            <w:tcW w:w="6073" w:type="dxa"/>
+            <w:tcW w:w="5623" w:type="dxa"/>
             <w:tcMar>
               <w:top w:w="60" w:type="dxa"/>
               <w:left w:w="80" w:type="dxa"/>
@@ -878,7 +896,14 @@
                 <w:sz w:val="18"/>
                 <w:szCs w:val="18"/>
               </w:rPr>
-              <w:t>{{FungsiPJ}}</w:t>
+              <w:t xml:space="preserve">{{FungsiPJ}}</w:t>
+            </w:r>
+            <w:r>
+              <w:rPr>
+                <w:sz w:val="18"/>
+                <w:szCs w:val="18"/>
+              </w:rPr>
+              <w:t/>
             </w:r>
           </w:p>
         </w:tc>
@@ -886,7 +911,7 @@
       <w:tr>
         <w:tc>
           <w:tcPr>
-            <w:tcW w:w="2785" w:type="dxa"/>
+            <w:tcW w:w="3235" w:type="dxa"/>
             <w:tcMar>
               <w:top w:w="60" w:type="dxa"/>
               <w:left w:w="80" w:type="dxa"/>
@@ -896,6 +921,7 @@
           </w:tcPr>
           <w:p>
             <w:pPr>
+              <w:ind w:left="274"/>
               <w:rPr>
                 <w:sz w:val="18"/>
                 <w:szCs w:val="18"/>
@@ -939,7 +965,7 @@
         </w:tc>
         <w:tc>
           <w:tcPr>
-            <w:tcW w:w="6073" w:type="dxa"/>
+            <w:tcW w:w="5623" w:type="dxa"/>
             <w:tcMar>
               <w:top w:w="60" w:type="dxa"/>
               <w:left w:w="80" w:type="dxa"/>
@@ -959,7 +985,14 @@
                 <w:sz w:val="18"/>
                 <w:szCs w:val="18"/>
               </w:rPr>
-              <w:t>{{FungsiPJ}}</w:t>
+              <w:t xml:space="preserve">{{FungsiPJ}}</w:t>
+            </w:r>
+            <w:r>
+              <w:rPr>
+                <w:sz w:val="18"/>
+                <w:szCs w:val="18"/>
+              </w:rPr>
+              <w:t/>
             </w:r>
           </w:p>
         </w:tc>
@@ -967,7 +1000,7 @@
       <w:tr>
         <w:tc>
           <w:tcPr>
-            <w:tcW w:w="2785" w:type="dxa"/>
+            <w:tcW w:w="3235" w:type="dxa"/>
             <w:tcMar>
               <w:top w:w="60" w:type="dxa"/>
               <w:left w:w="80" w:type="dxa"/>
@@ -977,6 +1010,7 @@
           </w:tcPr>
           <w:p>
             <w:pPr>
+              <w:ind w:left="274"/>
               <w:rPr>
                 <w:sz w:val="18"/>
                 <w:szCs w:val="18"/>
@@ -1020,7 +1054,7 @@
         </w:tc>
         <w:tc>
           <w:tcPr>
-            <w:tcW w:w="6073" w:type="dxa"/>
+            <w:tcW w:w="5623" w:type="dxa"/>
             <w:tcMar>
               <w:top w:w="60" w:type="dxa"/>
               <w:left w:w="80" w:type="dxa"/>
@@ -1048,7 +1082,7 @@
       <w:tr>
         <w:tc>
           <w:tcPr>
-            <w:tcW w:w="2785" w:type="dxa"/>
+            <w:tcW w:w="3235" w:type="dxa"/>
             <w:tcMar>
               <w:top w:w="60" w:type="dxa"/>
               <w:left w:w="80" w:type="dxa"/>
@@ -1058,6 +1092,7 @@
           </w:tcPr>
           <w:p>
             <w:pPr>
+              <w:ind w:left="274"/>
               <w:rPr>
                 <w:sz w:val="18"/>
                 <w:szCs w:val="18"/>
@@ -1108,7 +1143,7 @@
         </w:tc>
         <w:tc>
           <w:tcPr>
-            <w:tcW w:w="6073" w:type="dxa"/>
+            <w:tcW w:w="5623" w:type="dxa"/>
             <w:tcMar>
               <w:top w:w="60" w:type="dxa"/>
               <w:left w:w="80" w:type="dxa"/>
@@ -1136,7 +1171,7 @@
       <w:tr>
         <w:tc>
           <w:tcPr>
-            <w:tcW w:w="2785" w:type="dxa"/>
+            <w:tcW w:w="3235" w:type="dxa"/>
             <w:tcMar>
               <w:top w:w="60" w:type="dxa"/>
               <w:left w:w="80" w:type="dxa"/>
@@ -1146,6 +1181,7 @@
           </w:tcPr>
           <w:p>
             <w:pPr>
+              <w:ind w:left="274"/>
               <w:rPr>
                 <w:sz w:val="18"/>
                 <w:szCs w:val="18"/>
@@ -1189,7 +1225,7 @@
         </w:tc>
         <w:tc>
           <w:tcPr>
-            <w:tcW w:w="6073" w:type="dxa"/>
+            <w:tcW w:w="5623" w:type="dxa"/>
             <w:tcMar>
               <w:top w:w="60" w:type="dxa"/>
               <w:left w:w="80" w:type="dxa"/>
@@ -1223,12 +1259,14 @@
     <w:p>
       <w:pPr>
         <w:spacing w:line="276" w:lineRule="auto"/>
+        <w:ind w:left="360"/>
         <w:jc w:val="both"/>
         <w:rPr>
           <w:b/>
           <w:bCs/>
           <w:sz w:val="18"/>
           <w:szCs w:val="18"/>
+          <w:lang w:val="nb-NO"/>
         </w:rPr>
       </w:pPr>
       <w:r>
@@ -1237,8 +1275,9 @@
           <w:bCs/>
           <w:sz w:val="18"/>
           <w:szCs w:val="18"/>
-        </w:rPr>
-        <w:t xml:space="preserve">Pada </w:t>
+          <w:lang w:val="nb-NO"/>
+        </w:rPr>
+        <w:t xml:space="preserve">Pada hari ini </w:t>
       </w:r>
       <w:r>
         <w:rPr>
@@ -1246,8 +1285,9 @@
           <w:bCs/>
           <w:sz w:val="18"/>
           <w:szCs w:val="18"/>
-        </w:rPr>
-        <w:t>hari</w:t>
+          <w:lang w:val="nb-NO"/>
+        </w:rPr>
+        <w:t>{{HariTanggal}}</w:t>
       </w:r>
       <w:r>
         <w:rPr>
@@ -1255,6 +1295,27 @@
           <w:bCs/>
           <w:sz w:val="18"/>
           <w:szCs w:val="18"/>
+          <w:lang w:val="nb-NO"/>
+        </w:rPr>
+        <w:t xml:space="preserve"> Tanggal </w:t>
+      </w:r>
+      <w:r>
+        <w:rPr>
+          <w:b/>
+          <w:bCs/>
+          <w:sz w:val="18"/>
+          <w:szCs w:val="18"/>
+          <w:lang w:val="nb-NO"/>
+        </w:rPr>
+        <w:t>{{TanggalAngka}}</w:t>
+      </w:r>
+      <w:r>
+        <w:rPr>
+          <w:b/>
+          <w:bCs/>
+          <w:sz w:val="18"/>
+          <w:szCs w:val="18"/>
+          <w:lang w:val="nb-NO"/>
         </w:rPr>
         <w:t xml:space="preserve"> </w:t>
       </w:r>
@@ -1264,78 +1325,7 @@
           <w:bCs/>
           <w:sz w:val="18"/>
           <w:szCs w:val="18"/>
-        </w:rPr>
-        <w:t>ini</w:t>
-      </w:r>
-      <w:r>
-        <w:rPr>
-          <w:b/>
-          <w:bCs/>
-          <w:sz w:val="18"/>
-          <w:szCs w:val="18"/>
-        </w:rPr>
-        <w:t xml:space="preserve"> </w:t>
-      </w:r>
-      <w:r>
-        <w:rPr>
-          <w:b/>
-          <w:bCs/>
-          <w:sz w:val="18"/>
-          <w:szCs w:val="18"/>
-        </w:rPr>
-        <w:t>{{HariTanggal}}</w:t>
-      </w:r>
-      <w:r>
-        <w:rPr>
-          <w:b/>
-          <w:bCs/>
-          <w:sz w:val="18"/>
-          <w:szCs w:val="18"/>
-        </w:rPr>
-        <w:t xml:space="preserve"> </w:t>
-      </w:r>
-      <w:r>
-        <w:rPr>
-          <w:b/>
-          <w:bCs/>
-          <w:sz w:val="18"/>
-          <w:szCs w:val="18"/>
-        </w:rPr>
-        <w:t>Tanggal</w:t>
-      </w:r>
-      <w:r>
-        <w:rPr>
-          <w:b/>
-          <w:bCs/>
-          <w:sz w:val="18"/>
-          <w:szCs w:val="18"/>
-        </w:rPr>
-        <w:t xml:space="preserve"> </w:t>
-      </w:r>
-      <w:r>
-        <w:rPr>
-          <w:b/>
-          <w:bCs/>
-          <w:sz w:val="18"/>
-          <w:szCs w:val="18"/>
-        </w:rPr>
-        <w:t>{{TanggalAngka}}</w:t>
-      </w:r>
-      <w:r>
-        <w:rPr>
-          <w:b/>
-          <w:bCs/>
-          <w:sz w:val="18"/>
-          <w:szCs w:val="18"/>
-        </w:rPr>
-        <w:t xml:space="preserve"> </w:t>
-      </w:r>
-      <w:r>
-        <w:rPr>
-          <w:b/>
-          <w:bCs/>
-          <w:sz w:val="18"/>
-          <w:szCs w:val="18"/>
+          <w:lang w:val="nb-NO"/>
         </w:rPr>
         <w:t>{{BulanTanggal}}</w:t>
       </w:r>
@@ -1345,188 +1335,9 @@
           <w:bCs/>
           <w:sz w:val="18"/>
           <w:szCs w:val="18"/>
-        </w:rPr>
-        <w:t xml:space="preserve"> {{TahunTanggal}} </w:t>
-      </w:r>
-      <w:r>
-        <w:rPr>
-          <w:b/>
-          <w:bCs/>
-          <w:sz w:val="18"/>
-          <w:szCs w:val="18"/>
-        </w:rPr>
-        <w:t>telah</w:t>
-      </w:r>
-      <w:r>
-        <w:rPr>
-          <w:b/>
-          <w:bCs/>
-          <w:sz w:val="18"/>
-          <w:szCs w:val="18"/>
-        </w:rPr>
-        <w:t xml:space="preserve"> </w:t>
-      </w:r>
-      <w:r>
-        <w:rPr>
-          <w:b/>
-          <w:bCs/>
-          <w:sz w:val="18"/>
-          <w:szCs w:val="18"/>
-        </w:rPr>
-        <w:t>diserahterimakan</w:t>
-      </w:r>
-      <w:r>
-        <w:rPr>
-          <w:b/>
-          <w:bCs/>
-          <w:sz w:val="18"/>
-          <w:szCs w:val="18"/>
-        </w:rPr>
-        <w:t xml:space="preserve"> </w:t>
-      </w:r>
-      <w:r>
-        <w:rPr>
-          <w:b/>
-          <w:bCs/>
-          <w:sz w:val="18"/>
-          <w:szCs w:val="18"/>
-        </w:rPr>
-        <w:t>perangkat</w:t>
-      </w:r>
-      <w:r>
-        <w:rPr>
-          <w:b/>
-          <w:bCs/>
-          <w:sz w:val="18"/>
-          <w:szCs w:val="18"/>
-        </w:rPr>
-        <w:t xml:space="preserve"> </w:t>
-      </w:r>
-      <w:r>
-        <w:rPr>
-          <w:b/>
-          <w:bCs/>
-          <w:sz w:val="18"/>
-          <w:szCs w:val="18"/>
-        </w:rPr>
-        <w:t>dengan</w:t>
-      </w:r>
-      <w:r>
-        <w:rPr>
-          <w:b/>
-          <w:bCs/>
-          <w:sz w:val="18"/>
-          <w:szCs w:val="18"/>
-        </w:rPr>
-        <w:t xml:space="preserve"> </w:t>
-      </w:r>
-      <w:r>
-        <w:rPr>
-          <w:b/>
-          <w:bCs/>
-          <w:sz w:val="18"/>
-          <w:szCs w:val="18"/>
-        </w:rPr>
-        <w:t>spesifikasi</w:t>
-      </w:r>
-      <w:r>
-        <w:rPr>
-          <w:b/>
-          <w:bCs/>
-          <w:sz w:val="18"/>
-          <w:szCs w:val="18"/>
-        </w:rPr>
-        <w:t xml:space="preserve"> </w:t>
-      </w:r>
-      <w:r>
-        <w:rPr>
-          <w:b/>
-          <w:bCs/>
-          <w:sz w:val="18"/>
-          <w:szCs w:val="18"/>
-        </w:rPr>
-        <w:t>serta</w:t>
-      </w:r>
-      <w:r>
-        <w:rPr>
-          <w:b/>
-          <w:bCs/>
-          <w:sz w:val="18"/>
-          <w:szCs w:val="18"/>
-        </w:rPr>
-        <w:t xml:space="preserve"> </w:t>
-      </w:r>
-      <w:r>
-        <w:rPr>
-          <w:b/>
-          <w:bCs/>
-          <w:sz w:val="18"/>
-          <w:szCs w:val="18"/>
-        </w:rPr>
-        <w:t>syarat-syarat</w:t>
-      </w:r>
-      <w:r>
-        <w:rPr>
-          <w:b/>
-          <w:bCs/>
-          <w:sz w:val="18"/>
-          <w:szCs w:val="18"/>
-        </w:rPr>
-        <w:t xml:space="preserve"> dan </w:t>
-      </w:r>
-      <w:r>
-        <w:rPr>
-          <w:b/>
-          <w:bCs/>
-          <w:sz w:val="18"/>
-          <w:szCs w:val="18"/>
-        </w:rPr>
-        <w:t>ketentuan</w:t>
-      </w:r>
-      <w:r>
-        <w:rPr>
-          <w:b/>
-          <w:bCs/>
-          <w:sz w:val="18"/>
-          <w:szCs w:val="18"/>
-        </w:rPr>
-        <w:t xml:space="preserve"> </w:t>
-      </w:r>
-      <w:r>
-        <w:rPr>
-          <w:b/>
-          <w:bCs/>
-          <w:sz w:val="18"/>
-          <w:szCs w:val="18"/>
-        </w:rPr>
-        <w:t>sebagai</w:t>
-      </w:r>
-      <w:r>
-        <w:rPr>
-          <w:b/>
-          <w:bCs/>
-          <w:sz w:val="18"/>
-          <w:szCs w:val="18"/>
-        </w:rPr>
-        <w:t xml:space="preserve"> </w:t>
-      </w:r>
-      <w:r>
-        <w:rPr>
-          <w:b/>
-          <w:bCs/>
-          <w:sz w:val="18"/>
-          <w:szCs w:val="18"/>
-        </w:rPr>
-        <w:t>berikut</w:t>
-      </w:r>
-      <w:r>
-        <w:rPr>
-          <w:b/>
-          <w:bCs/>
-          <w:sz w:val="18"/>
-          <w:szCs w:val="18"/>
-        </w:rPr>
-        <w:t>:</w:t>
+          <w:lang w:val="nb-NO"/>
+        </w:rPr>
+        <w:t xml:space="preserve"> {{TahunTanggal}} telah diserahterimakan perangkat dengan spesifikasi serta syarat-syarat dan ketentuan sebagai berikut:</w:t>
       </w:r>
     </w:p>
     <w:p>
@@ -1535,6 +1346,7 @@
         <w:rPr>
           <w:sz w:val="18"/>
           <w:szCs w:val="18"/>
+          <w:lang w:val="nb-NO"/>
         </w:rPr>
       </w:pPr>
     </w:p>
@@ -1663,7 +1475,6 @@
                   <w:pPr>
                     <w:pStyle w:val="ListParagraph"/>
                     <w:ind w:left="0"/>
-                    <w:jc w:val="center"/>
                     <w:rPr>
                       <w:b/>
                       <w:bCs/>
@@ -1830,7 +1641,6 @@
                   <w:pPr>
                     <w:pStyle w:val="ListParagraph"/>
                     <w:ind w:left="0"/>
-                    <w:jc w:val="center"/>
                     <w:rPr>
                       <w:b/>
                       <w:bCs/>
@@ -2007,6 +1817,7 @@
             <w:pPr>
               <w:pStyle w:val="ListParagraph"/>
               <w:ind w:left="0"/>
+              <w:jc w:val="center"/>
               <w:rPr>
                 <w:b/>
                 <w:bCs/>
@@ -2069,7 +1880,7 @@
                 <w:szCs w:val="18"/>
                 <w:lang w:val="nb-NO"/>
               </w:rPr>
-              <w:t>{{PerangkatNo}}.</w:t>
+              <w:t>1.</w:t>
             </w:r>
           </w:p>
         </w:tc>
@@ -2096,7 +1907,7 @@
                 <w:szCs w:val="18"/>
                 <w:lang w:val="nb-NO"/>
               </w:rPr>
-              <w:t>{{PerangkatJumlah}}</w:t>
+              <w:t>5</w:t>
             </w:r>
           </w:p>
         </w:tc>
@@ -2123,7 +1934,7 @@
                 <w:szCs w:val="18"/>
                 <w:lang w:val="nb-NO"/>
               </w:rPr>
-              <w:t>{{PerangkatTerbilang}}</w:t>
+              <w:t>Lima</w:t>
             </w:r>
           </w:p>
         </w:tc>
@@ -2150,7 +1961,7 @@
                 <w:szCs w:val="18"/>
                 <w:lang w:val="nb-NO"/>
               </w:rPr>
-              <w:t>{{PerangkatSatuan}}</w:t>
+              <w:t>Pcs</w:t>
             </w:r>
           </w:p>
         </w:tc>
@@ -2177,7 +1988,7 @@
                 <w:szCs w:val="18"/>
                 <w:lang w:val="nb-NO"/>
               </w:rPr>
-              <w:t>{{PerangkatSN}}</w:t>
+              <w:t>2601AP61HVE9</w:t>
             </w:r>
           </w:p>
         </w:tc>
@@ -2204,7 +2015,7 @@
                 <w:szCs w:val="18"/>
                 <w:lang w:val="nb-NO"/>
               </w:rPr>
-              <w:t>{{PerangkatKeterangan}}</w:t>
+              <w:t>Logitech Signature M650</w:t>
             </w:r>
           </w:p>
         </w:tc>
@@ -2446,6 +2257,17 @@
         </w:rPr>
         <w:t>:</w:t>
       </w:r>
+    </w:p>
+    <w:p>
+      <w:pPr>
+        <w:pStyle w:val="ListParagraph"/>
+        <w:spacing w:after="120" w:line="276" w:lineRule="auto"/>
+        <w:ind w:left="360"/>
+        <w:jc w:val="both"/>
+        <w:rPr>
+          <w:lang w:val="nb-NO"/>
+        </w:rPr>
+      </w:pPr>
     </w:p>
     <w:p>
       <w:pPr>
@@ -2921,7 +2743,14 @@
           <w:sz w:val="18"/>
           <w:szCs w:val="18"/>
         </w:rPr>
-        <w:t>{{FungsiPJ}}</w:t>
+        <w:t xml:space="preserve">{{FungsiPJ}}</w:t>
+      </w:r>
+      <w:r>
+        <w:rPr>
+          <w:sz w:val="18"/>
+          <w:szCs w:val="18"/>
+        </w:rPr>
+        <w:t/>
       </w:r>
     </w:p>
     <w:p>
@@ -2985,7 +2814,7 @@
                     </pic:cNvPicPr>
                   </pic:nvPicPr>
                   <pic:blipFill>
-                    <a:blip r:embed="rId7"/>
+                    <a:blip r:embed="rId6"/>
                     <a:srcRect/>
                     <a:stretch>
                       <a:fillRect/>

--- a/SistemBeritaAcara.Web/wwwroot/files/templates/BA_Template_Alokasi.docx
+++ b/SistemBeritaAcara.Web/wwwroot/files/templates/BA_Template_Alokasi.docx
@@ -170,13 +170,7 @@
               </w:rPr>
             </w:pPr>
             <w:r>
-              <w:t xml:space="preserve">Gd. Wisma </w:t>
-            </w:r>
-            <w:r>
-              <w:t>Tugu</w:t>
-            </w:r>
-            <w:r>
-              <w:t xml:space="preserve"> II Lt. 2 Jl. </w:t>
+              <w:t xml:space="preserve">Gd. Wisma Tugu II Lt. 2 Jl. </w:t>
             </w:r>
             <w:r>
               <w:rPr>
@@ -245,14 +239,14 @@
               <w:tblLook w:val="04A0" w:firstRow="1" w:lastRow="0" w:firstColumn="1" w:lastColumn="0" w:noHBand="0" w:noVBand="1"/>
             </w:tblPr>
             <w:tblGrid>
-              <w:gridCol w:w="1466"/>
+              <w:gridCol w:w="885"/>
               <w:gridCol w:w="272"/>
-              <w:gridCol w:w="2719"/>
+              <w:gridCol w:w="3300"/>
             </w:tblGrid>
             <w:tr>
               <w:tc>
                 <w:tcPr>
-                  <w:tcW w:w="1485" w:type="dxa"/>
+                  <w:tcW w:w="885" w:type="dxa"/>
                 </w:tcPr>
                 <w:p>
                   <w:pPr>
@@ -274,7 +268,7 @@
               </w:tc>
               <w:tc>
                 <w:tcPr>
-                  <w:tcW w:w="236" w:type="dxa"/>
+                  <w:tcW w:w="270" w:type="dxa"/>
                 </w:tcPr>
                 <w:p>
                   <w:pPr>
@@ -292,7 +286,7 @@
               </w:tc>
               <w:tc>
                 <w:tcPr>
-                  <w:tcW w:w="2736" w:type="dxa"/>
+                  <w:tcW w:w="3302" w:type="dxa"/>
                 </w:tcPr>
                 <w:p>
                   <w:pPr>
@@ -316,7 +310,7 @@
             <w:tr>
               <w:tc>
                 <w:tcPr>
-                  <w:tcW w:w="1485" w:type="dxa"/>
+                  <w:tcW w:w="885" w:type="dxa"/>
                 </w:tcPr>
                 <w:p>
                   <w:pPr>
@@ -338,7 +332,7 @@
               </w:tc>
               <w:tc>
                 <w:tcPr>
-                  <w:tcW w:w="236" w:type="dxa"/>
+                  <w:tcW w:w="270" w:type="dxa"/>
                 </w:tcPr>
                 <w:p>
                   <w:pPr>
@@ -356,7 +350,7 @@
               </w:tc>
               <w:tc>
                 <w:tcPr>
-                  <w:tcW w:w="2736" w:type="dxa"/>
+                  <w:tcW w:w="3302" w:type="dxa"/>
                 </w:tcPr>
                 <w:p>
                   <w:pPr>
@@ -380,7 +374,7 @@
             <w:tr>
               <w:tc>
                 <w:tcPr>
-                  <w:tcW w:w="1485" w:type="dxa"/>
+                  <w:tcW w:w="885" w:type="dxa"/>
                 </w:tcPr>
                 <w:p>
                   <w:pPr>
@@ -402,7 +396,7 @@
               </w:tc>
               <w:tc>
                 <w:tcPr>
-                  <w:tcW w:w="236" w:type="dxa"/>
+                  <w:tcW w:w="270" w:type="dxa"/>
                 </w:tcPr>
                 <w:p>
                   <w:pPr>
@@ -420,7 +414,7 @@
               </w:tc>
               <w:tc>
                 <w:tcPr>
-                  <w:tcW w:w="2736" w:type="dxa"/>
+                  <w:tcW w:w="3302" w:type="dxa"/>
                 </w:tcPr>
                 <w:p>
                   <w:pPr>
@@ -444,7 +438,7 @@
             <w:tr>
               <w:tc>
                 <w:tcPr>
-                  <w:tcW w:w="1485" w:type="dxa"/>
+                  <w:tcW w:w="885" w:type="dxa"/>
                 </w:tcPr>
                 <w:p>
                   <w:pPr>
@@ -466,7 +460,7 @@
               </w:tc>
               <w:tc>
                 <w:tcPr>
-                  <w:tcW w:w="236" w:type="dxa"/>
+                  <w:tcW w:w="270" w:type="dxa"/>
                 </w:tcPr>
                 <w:p>
                   <w:pPr>
@@ -484,7 +478,7 @@
               </w:tc>
               <w:tc>
                 <w:tcPr>
-                  <w:tcW w:w="2736" w:type="dxa"/>
+                  <w:tcW w:w="3302" w:type="dxa"/>
                 </w:tcPr>
                 <w:p>
                   <w:pPr>
@@ -569,21 +563,7 @@
                 <w:sz w:val="18"/>
                 <w:szCs w:val="18"/>
               </w:rPr>
-              <w:t xml:space="preserve">Nama </w:t>
-            </w:r>
-            <w:r>
-              <w:rPr>
-                <w:sz w:val="18"/>
-                <w:szCs w:val="18"/>
-              </w:rPr>
-              <w:t>Penanggung</w:t>
-            </w:r>
-            <w:r>
-              <w:rPr>
-                <w:sz w:val="18"/>
-                <w:szCs w:val="18"/>
-              </w:rPr>
-              <w:t xml:space="preserve"> Jawab</w:t>
+              <w:t>Nama Penanggung Jawab</w:t>
             </w:r>
           </w:p>
         </w:tc>
@@ -829,21 +809,7 @@
                 <w:sz w:val="18"/>
                 <w:szCs w:val="18"/>
               </w:rPr>
-              <w:t>Fungsi</w:t>
-            </w:r>
-            <w:r>
-              <w:rPr>
-                <w:sz w:val="18"/>
-                <w:szCs w:val="18"/>
-              </w:rPr>
-              <w:t>/</w:t>
-            </w:r>
-            <w:r>
-              <w:rPr>
-                <w:sz w:val="18"/>
-                <w:szCs w:val="18"/>
-              </w:rPr>
-              <w:t>Direktorat</w:t>
+              <w:t>Fungsi/Direktorat</w:t>
             </w:r>
           </w:p>
         </w:tc>
@@ -896,14 +862,7 @@
                 <w:sz w:val="18"/>
                 <w:szCs w:val="18"/>
               </w:rPr>
-              <w:t xml:space="preserve">{{FungsiPJ}}</w:t>
-            </w:r>
-            <w:r>
-              <w:rPr>
-                <w:sz w:val="18"/>
-                <w:szCs w:val="18"/>
-              </w:rPr>
-              <w:t/>
+              <w:t>{{FungsiPJ}}</w:t>
             </w:r>
           </w:p>
         </w:tc>
@@ -985,14 +944,7 @@
                 <w:sz w:val="18"/>
                 <w:szCs w:val="18"/>
               </w:rPr>
-              <w:t xml:space="preserve">{{FungsiPJ}}</w:t>
-            </w:r>
-            <w:r>
-              <w:rPr>
-                <w:sz w:val="18"/>
-                <w:szCs w:val="18"/>
-              </w:rPr>
-              <w:t/>
+              <w:t>{{FungsiPJ}}</w:t>
             </w:r>
           </w:p>
         </w:tc>
@@ -1103,14 +1055,7 @@
                 <w:sz w:val="18"/>
                 <w:szCs w:val="18"/>
               </w:rPr>
-              <w:t xml:space="preserve">No. </w:t>
-            </w:r>
-            <w:r>
-              <w:rPr>
-                <w:sz w:val="18"/>
-                <w:szCs w:val="18"/>
-              </w:rPr>
-              <w:t>Pekerja</w:t>
+              <w:t>No. Pekerja</w:t>
             </w:r>
           </w:p>
         </w:tc>
@@ -1266,7 +1211,6 @@
           <w:bCs/>
           <w:sz w:val="18"/>
           <w:szCs w:val="18"/>
-          <w:lang w:val="nb-NO"/>
         </w:rPr>
       </w:pPr>
       <w:r>
@@ -1275,47 +1219,46 @@
           <w:bCs/>
           <w:sz w:val="18"/>
           <w:szCs w:val="18"/>
-          <w:lang w:val="nb-NO"/>
-        </w:rPr>
-        <w:t xml:space="preserve">Pada hari ini </w:t>
-      </w:r>
+        </w:rPr>
+        <w:t xml:space="preserve">Pada </w:t>
+      </w:r>
+      <w:proofErr w:type="spellStart"/>
       <w:r>
         <w:rPr>
           <w:b/>
           <w:bCs/>
           <w:sz w:val="18"/>
           <w:szCs w:val="18"/>
-          <w:lang w:val="nb-NO"/>
-        </w:rPr>
-        <w:t>{{HariTanggal}}</w:t>
-      </w:r>
+        </w:rPr>
+        <w:t>hari</w:t>
+      </w:r>
+      <w:proofErr w:type="spellEnd"/>
       <w:r>
         <w:rPr>
           <w:b/>
           <w:bCs/>
           <w:sz w:val="18"/>
           <w:szCs w:val="18"/>
-          <w:lang w:val="nb-NO"/>
-        </w:rPr>
-        <w:t xml:space="preserve"> Tanggal </w:t>
-      </w:r>
+        </w:rPr>
+        <w:t xml:space="preserve"> </w:t>
+      </w:r>
+      <w:proofErr w:type="spellStart"/>
       <w:r>
         <w:rPr>
           <w:b/>
           <w:bCs/>
           <w:sz w:val="18"/>
           <w:szCs w:val="18"/>
-          <w:lang w:val="nb-NO"/>
-        </w:rPr>
-        <w:t>{{TanggalAngka}}</w:t>
-      </w:r>
+        </w:rPr>
+        <w:t>ini</w:t>
+      </w:r>
+      <w:proofErr w:type="spellEnd"/>
       <w:r>
         <w:rPr>
           <w:b/>
           <w:bCs/>
           <w:sz w:val="18"/>
           <w:szCs w:val="18"/>
-          <w:lang w:val="nb-NO"/>
         </w:rPr>
         <w:t xml:space="preserve"> </w:t>
       </w:r>
@@ -1325,19 +1268,353 @@
           <w:bCs/>
           <w:sz w:val="18"/>
           <w:szCs w:val="18"/>
-          <w:lang w:val="nb-NO"/>
-        </w:rPr>
-        <w:t>{{BulanTanggal}}</w:t>
-      </w:r>
+        </w:rPr>
+        <w:t>{{</w:t>
+      </w:r>
+      <w:proofErr w:type="spellStart"/>
       <w:r>
         <w:rPr>
           <w:b/>
           <w:bCs/>
           <w:sz w:val="18"/>
           <w:szCs w:val="18"/>
-          <w:lang w:val="nb-NO"/>
-        </w:rPr>
-        <w:t xml:space="preserve"> {{TahunTanggal}} telah diserahterimakan perangkat dengan spesifikasi serta syarat-syarat dan ketentuan sebagai berikut:</w:t>
+        </w:rPr>
+        <w:t>HariTanggal</w:t>
+      </w:r>
+      <w:proofErr w:type="spellEnd"/>
+      <w:r>
+        <w:rPr>
+          <w:b/>
+          <w:bCs/>
+          <w:sz w:val="18"/>
+          <w:szCs w:val="18"/>
+        </w:rPr>
+        <w:t>}}</w:t>
+      </w:r>
+      <w:r>
+        <w:rPr>
+          <w:b/>
+          <w:bCs/>
+          <w:sz w:val="18"/>
+          <w:szCs w:val="18"/>
+        </w:rPr>
+        <w:t xml:space="preserve"> </w:t>
+      </w:r>
+      <w:proofErr w:type="spellStart"/>
+      <w:r>
+        <w:rPr>
+          <w:b/>
+          <w:bCs/>
+          <w:sz w:val="18"/>
+          <w:szCs w:val="18"/>
+        </w:rPr>
+        <w:t>Tanggal</w:t>
+      </w:r>
+      <w:proofErr w:type="spellEnd"/>
+      <w:r>
+        <w:rPr>
+          <w:b/>
+          <w:bCs/>
+          <w:sz w:val="18"/>
+          <w:szCs w:val="18"/>
+        </w:rPr>
+        <w:t xml:space="preserve"> </w:t>
+      </w:r>
+      <w:r>
+        <w:rPr>
+          <w:b/>
+          <w:bCs/>
+          <w:sz w:val="18"/>
+          <w:szCs w:val="18"/>
+        </w:rPr>
+        <w:t>{{</w:t>
+      </w:r>
+      <w:proofErr w:type="spellStart"/>
+      <w:r>
+        <w:rPr>
+          <w:b/>
+          <w:bCs/>
+          <w:sz w:val="18"/>
+          <w:szCs w:val="18"/>
+        </w:rPr>
+        <w:t>TanggalAngka</w:t>
+      </w:r>
+      <w:proofErr w:type="spellEnd"/>
+      <w:r>
+        <w:rPr>
+          <w:b/>
+          <w:bCs/>
+          <w:sz w:val="18"/>
+          <w:szCs w:val="18"/>
+        </w:rPr>
+        <w:t>}}</w:t>
+      </w:r>
+      <w:r>
+        <w:rPr>
+          <w:b/>
+          <w:bCs/>
+          <w:sz w:val="18"/>
+          <w:szCs w:val="18"/>
+        </w:rPr>
+        <w:t xml:space="preserve"> </w:t>
+      </w:r>
+      <w:r>
+        <w:rPr>
+          <w:b/>
+          <w:bCs/>
+          <w:sz w:val="18"/>
+          <w:szCs w:val="18"/>
+        </w:rPr>
+        <w:t>{{</w:t>
+      </w:r>
+      <w:proofErr w:type="spellStart"/>
+      <w:r>
+        <w:rPr>
+          <w:b/>
+          <w:bCs/>
+          <w:sz w:val="18"/>
+          <w:szCs w:val="18"/>
+        </w:rPr>
+        <w:t>BulanTanggal</w:t>
+      </w:r>
+      <w:proofErr w:type="spellEnd"/>
+      <w:r>
+        <w:rPr>
+          <w:b/>
+          <w:bCs/>
+          <w:sz w:val="18"/>
+          <w:szCs w:val="18"/>
+        </w:rPr>
+        <w:t>}}</w:t>
+      </w:r>
+      <w:r>
+        <w:rPr>
+          <w:b/>
+          <w:bCs/>
+          <w:sz w:val="18"/>
+          <w:szCs w:val="18"/>
+        </w:rPr>
+        <w:t xml:space="preserve"> {{</w:t>
+      </w:r>
+      <w:proofErr w:type="spellStart"/>
+      <w:r>
+        <w:rPr>
+          <w:b/>
+          <w:bCs/>
+          <w:sz w:val="18"/>
+          <w:szCs w:val="18"/>
+        </w:rPr>
+        <w:t>TahunTanggal</w:t>
+      </w:r>
+      <w:proofErr w:type="spellEnd"/>
+      <w:r>
+        <w:rPr>
+          <w:b/>
+          <w:bCs/>
+          <w:sz w:val="18"/>
+          <w:szCs w:val="18"/>
+        </w:rPr>
+        <w:t xml:space="preserve">}} </w:t>
+      </w:r>
+      <w:proofErr w:type="spellStart"/>
+      <w:r>
+        <w:rPr>
+          <w:b/>
+          <w:bCs/>
+          <w:sz w:val="18"/>
+          <w:szCs w:val="18"/>
+        </w:rPr>
+        <w:t>telah</w:t>
+      </w:r>
+      <w:proofErr w:type="spellEnd"/>
+      <w:r>
+        <w:rPr>
+          <w:b/>
+          <w:bCs/>
+          <w:sz w:val="18"/>
+          <w:szCs w:val="18"/>
+        </w:rPr>
+        <w:t xml:space="preserve"> </w:t>
+      </w:r>
+      <w:proofErr w:type="spellStart"/>
+      <w:r>
+        <w:rPr>
+          <w:b/>
+          <w:bCs/>
+          <w:sz w:val="18"/>
+          <w:szCs w:val="18"/>
+        </w:rPr>
+        <w:t>diserahterimakan</w:t>
+      </w:r>
+      <w:proofErr w:type="spellEnd"/>
+      <w:r>
+        <w:rPr>
+          <w:b/>
+          <w:bCs/>
+          <w:sz w:val="18"/>
+          <w:szCs w:val="18"/>
+        </w:rPr>
+        <w:t xml:space="preserve"> </w:t>
+      </w:r>
+      <w:proofErr w:type="spellStart"/>
+      <w:r>
+        <w:rPr>
+          <w:b/>
+          <w:bCs/>
+          <w:sz w:val="18"/>
+          <w:szCs w:val="18"/>
+        </w:rPr>
+        <w:t>perangkat</w:t>
+      </w:r>
+      <w:proofErr w:type="spellEnd"/>
+      <w:r>
+        <w:rPr>
+          <w:b/>
+          <w:bCs/>
+          <w:sz w:val="18"/>
+          <w:szCs w:val="18"/>
+        </w:rPr>
+        <w:t xml:space="preserve"> </w:t>
+      </w:r>
+      <w:proofErr w:type="spellStart"/>
+      <w:r>
+        <w:rPr>
+          <w:b/>
+          <w:bCs/>
+          <w:sz w:val="18"/>
+          <w:szCs w:val="18"/>
+        </w:rPr>
+        <w:t>dengan</w:t>
+      </w:r>
+      <w:proofErr w:type="spellEnd"/>
+      <w:r>
+        <w:rPr>
+          <w:b/>
+          <w:bCs/>
+          <w:sz w:val="18"/>
+          <w:szCs w:val="18"/>
+        </w:rPr>
+        <w:t xml:space="preserve"> </w:t>
+      </w:r>
+      <w:proofErr w:type="spellStart"/>
+      <w:r>
+        <w:rPr>
+          <w:b/>
+          <w:bCs/>
+          <w:sz w:val="18"/>
+          <w:szCs w:val="18"/>
+        </w:rPr>
+        <w:t>spesifikasi</w:t>
+      </w:r>
+      <w:proofErr w:type="spellEnd"/>
+      <w:r>
+        <w:rPr>
+          <w:b/>
+          <w:bCs/>
+          <w:sz w:val="18"/>
+          <w:szCs w:val="18"/>
+        </w:rPr>
+        <w:t xml:space="preserve"> </w:t>
+      </w:r>
+      <w:proofErr w:type="spellStart"/>
+      <w:r>
+        <w:rPr>
+          <w:b/>
+          <w:bCs/>
+          <w:sz w:val="18"/>
+          <w:szCs w:val="18"/>
+        </w:rPr>
+        <w:t>serta</w:t>
+      </w:r>
+      <w:proofErr w:type="spellEnd"/>
+      <w:r>
+        <w:rPr>
+          <w:b/>
+          <w:bCs/>
+          <w:sz w:val="18"/>
+          <w:szCs w:val="18"/>
+        </w:rPr>
+        <w:t xml:space="preserve"> </w:t>
+      </w:r>
+      <w:proofErr w:type="spellStart"/>
+      <w:r>
+        <w:rPr>
+          <w:b/>
+          <w:bCs/>
+          <w:sz w:val="18"/>
+          <w:szCs w:val="18"/>
+        </w:rPr>
+        <w:t>syarat-syarat</w:t>
+      </w:r>
+      <w:proofErr w:type="spellEnd"/>
+      <w:r>
+        <w:rPr>
+          <w:b/>
+          <w:bCs/>
+          <w:sz w:val="18"/>
+          <w:szCs w:val="18"/>
+        </w:rPr>
+        <w:t xml:space="preserve"> dan </w:t>
+      </w:r>
+      <w:proofErr w:type="spellStart"/>
+      <w:r>
+        <w:rPr>
+          <w:b/>
+          <w:bCs/>
+          <w:sz w:val="18"/>
+          <w:szCs w:val="18"/>
+        </w:rPr>
+        <w:t>ketentuan</w:t>
+      </w:r>
+      <w:proofErr w:type="spellEnd"/>
+      <w:r>
+        <w:rPr>
+          <w:b/>
+          <w:bCs/>
+          <w:sz w:val="18"/>
+          <w:szCs w:val="18"/>
+        </w:rPr>
+        <w:t xml:space="preserve"> </w:t>
+      </w:r>
+      <w:proofErr w:type="spellStart"/>
+      <w:r>
+        <w:rPr>
+          <w:b/>
+          <w:bCs/>
+          <w:sz w:val="18"/>
+          <w:szCs w:val="18"/>
+        </w:rPr>
+        <w:t>sebagai</w:t>
+      </w:r>
+      <w:proofErr w:type="spellEnd"/>
+      <w:r>
+        <w:rPr>
+          <w:b/>
+          <w:bCs/>
+          <w:sz w:val="18"/>
+          <w:szCs w:val="18"/>
+        </w:rPr>
+        <w:t xml:space="preserve"> </w:t>
+      </w:r>
+      <w:proofErr w:type="spellStart"/>
+      <w:r>
+        <w:rPr>
+          <w:b/>
+          <w:bCs/>
+          <w:sz w:val="18"/>
+          <w:szCs w:val="18"/>
+        </w:rPr>
+        <w:t>berikut</w:t>
+      </w:r>
+      <w:proofErr w:type="spellEnd"/>
+      <w:r>
+        <w:rPr>
+          <w:b/>
+          <w:bCs/>
+          <w:sz w:val="18"/>
+          <w:szCs w:val="18"/>
+        </w:rPr>
+        <w:t>:</w:t>
       </w:r>
     </w:p>
     <w:p>
@@ -1346,7 +1623,6 @@
         <w:rPr>
           <w:sz w:val="18"/>
           <w:szCs w:val="18"/>
-          <w:lang w:val="nb-NO"/>
         </w:rPr>
       </w:pPr>
     </w:p>
@@ -1880,7 +2156,7 @@
                 <w:szCs w:val="18"/>
                 <w:lang w:val="nb-NO"/>
               </w:rPr>
-              <w:t>1.</w:t>
+              <w:t>{{PerangkatNo}}</w:t>
             </w:r>
           </w:p>
         </w:tc>
@@ -1907,7 +2183,7 @@
                 <w:szCs w:val="18"/>
                 <w:lang w:val="nb-NO"/>
               </w:rPr>
-              <w:t>5</w:t>
+              <w:t>{{PerangkatJumlah}}</w:t>
             </w:r>
           </w:p>
         </w:tc>
@@ -1934,7 +2210,7 @@
                 <w:szCs w:val="18"/>
                 <w:lang w:val="nb-NO"/>
               </w:rPr>
-              <w:t>Lima</w:t>
+              <w:t>{{PerangkatTerbilang}}</w:t>
             </w:r>
           </w:p>
         </w:tc>
@@ -1961,7 +2237,7 @@
                 <w:szCs w:val="18"/>
                 <w:lang w:val="nb-NO"/>
               </w:rPr>
-              <w:t>Pcs</w:t>
+              <w:t>{{PerangkatSatuan}}</w:t>
             </w:r>
           </w:p>
         </w:tc>
@@ -1988,7 +2264,7 @@
                 <w:szCs w:val="18"/>
                 <w:lang w:val="nb-NO"/>
               </w:rPr>
-              <w:t>2601AP61HVE9</w:t>
+              <w:t>{{PerangkatSN}}</w:t>
             </w:r>
           </w:p>
         </w:tc>
@@ -2015,7 +2291,7 @@
                 <w:szCs w:val="18"/>
                 <w:lang w:val="nb-NO"/>
               </w:rPr>
-              <w:t>Logitech Signature M650</w:t>
+              <w:t>{{PerangkatKeterangan}}</w:t>
             </w:r>
           </w:p>
         </w:tc>
@@ -2291,7 +2567,6 @@
           <w:szCs w:val="18"/>
           <w:lang w:val="nb-NO"/>
         </w:rPr>
-        <w:lastRenderedPageBreak/>
         <w:t>Kami sebagai Penerima/Penanggung Jawab telah membaca, memahami, dan menerima semua ketentuan Perusahaan tersebut.</w:t>
       </w:r>
     </w:p>
@@ -2677,42 +2952,7 @@
           <w:sz w:val="18"/>
           <w:szCs w:val="18"/>
         </w:rPr>
-        <w:t>Sesuai</w:t>
-      </w:r>
-      <w:r>
-        <w:rPr>
-          <w:sz w:val="18"/>
-          <w:szCs w:val="18"/>
-        </w:rPr>
-        <w:t xml:space="preserve"> </w:t>
-      </w:r>
-      <w:r>
-        <w:rPr>
-          <w:sz w:val="18"/>
-          <w:szCs w:val="18"/>
-        </w:rPr>
-        <w:t>dengan</w:t>
-      </w:r>
-      <w:r>
-        <w:rPr>
-          <w:sz w:val="18"/>
-          <w:szCs w:val="18"/>
-        </w:rPr>
-        <w:t xml:space="preserve"> </w:t>
-      </w:r>
-      <w:r>
-        <w:rPr>
-          <w:sz w:val="18"/>
-          <w:szCs w:val="18"/>
-        </w:rPr>
-        <w:t>Tiket</w:t>
-      </w:r>
-      <w:r>
-        <w:rPr>
-          <w:sz w:val="18"/>
-          <w:szCs w:val="18"/>
-        </w:rPr>
-        <w:t xml:space="preserve"> di My SSC No. </w:t>
+        <w:t xml:space="preserve">Sesuai dengan Tiket di My SSC No. </w:t>
       </w:r>
       <w:r>
         <w:rPr>
@@ -2743,14 +2983,7 @@
           <w:sz w:val="18"/>
           <w:szCs w:val="18"/>
         </w:rPr>
-        <w:t xml:space="preserve">{{FungsiPJ}}</w:t>
-      </w:r>
-      <w:r>
-        <w:rPr>
-          <w:sz w:val="18"/>
-          <w:szCs w:val="18"/>
-        </w:rPr>
-        <w:t/>
+        <w:t>{{FungsiPJ}}</w:t>
       </w:r>
     </w:p>
     <w:p>
@@ -4181,16 +4414,4 @@
     </a:ext>
   </a:extLst>
 </a:theme>
-</file>
-
-<file path=customXml/item1.xml><?xml version="1.0" encoding="utf-8"?>
-<b:Sources xmlns:b="http://schemas.openxmlformats.org/officeDocument/2006/bibliography" xmlns="http://schemas.openxmlformats.org/officeDocument/2006/bibliography" SelectedStyle="\APASixthEditionOfficeOnline.xsl" StyleName="APA" Version="6"/>
-</file>
-
-<file path=customXml/itemProps1.xml><?xml version="1.0" encoding="utf-8"?>
-<ds:datastoreItem xmlns:ds="http://schemas.openxmlformats.org/officeDocument/2006/customXml" ds:itemID="{64676D6A-85EA-405A-897C-7B03228A704F}">
-  <ds:schemaRefs>
-    <ds:schemaRef ds:uri="http://schemas.openxmlformats.org/officeDocument/2006/bibliography"/>
-  </ds:schemaRefs>
-</ds:datastoreItem>
 </file>
--- a/SistemBeritaAcara.Web/wwwroot/files/templates/BA_Template_Alokasi.docx
+++ b/SistemBeritaAcara.Web/wwwroot/files/templates/BA_Template_Alokasi.docx
@@ -37,15 +37,15 @@
                 <w:noProof/>
               </w:rPr>
               <w:drawing>
-                <wp:anchor distT="0" distB="0" distL="114300" distR="114300" simplePos="0" relativeHeight="251659264" behindDoc="0" locked="0" layoutInCell="1" allowOverlap="1" wp14:anchorId="27E6B33E" wp14:editId="08023568">
+                <wp:anchor distT="0" distB="0" distL="114300" distR="114300" simplePos="0" relativeHeight="251659264" behindDoc="0" locked="0" layoutInCell="1" allowOverlap="1" wp14:anchorId="27E6B33E" wp14:editId="7BDD633D">
                   <wp:simplePos x="0" y="0"/>
                   <wp:positionH relativeFrom="column">
-                    <wp:posOffset>-178045</wp:posOffset>
+                    <wp:posOffset>-183125</wp:posOffset>
                   </wp:positionH>
                   <wp:positionV relativeFrom="paragraph">
-                    <wp:posOffset>-100330</wp:posOffset>
+                    <wp:posOffset>-89535</wp:posOffset>
                   </wp:positionV>
-                  <wp:extent cx="1185756" cy="348343"/>
+                  <wp:extent cx="1186249" cy="348488"/>
                   <wp:effectExtent l="0" t="0" r="0" b="0"/>
                   <wp:wrapNone/>
                   <wp:docPr id="2091714517" name="Picture 1" descr="PT Pertamina Patra Niaga Logo Vector"/>
@@ -77,7 +77,7 @@
                         <pic:spPr bwMode="auto">
                           <a:xfrm>
                             <a:off x="0" y="0"/>
-                            <a:ext cx="1185756" cy="348343"/>
+                            <a:ext cx="1186249" cy="348488"/>
                           </a:xfrm>
                           <a:prstGeom prst="rect">
                             <a:avLst/>
